--- a/public/2026/seq02/EBEP_S2-A05_Evolution_4eme.docx
+++ b/public/2026/seq02/EBEP_S2-A05_Evolution_4eme.docx
@@ -213,32 +213,6 @@
               <w:t xml:space="preserve">ACTIVITÉ N°05  ·  S16  ·  EBEP</w:t>
             </w:r>
           </w:p>
-          <w:p>
-            <w:pPr>
-              <w:spacing w:after="0"/>
-            </w:pPr>
-            <w:r>
-              <w:rPr>
-                <w:rFonts w:ascii="Arial" w:cs="Arial" w:eastAsia="Arial" w:hAnsi="Arial"/>
-                <w:sz w:val="14"/>
-                <w:szCs w:val="14"/>
-              </w:rPr>
-              <w:t xml:space="preserve">NOM : ..............................</w:t>
-            </w:r>
-          </w:p>
-          <w:p>
-            <w:pPr>
-              <w:spacing w:after="0"/>
-            </w:pPr>
-            <w:r>
-              <w:rPr>
-                <w:rFonts w:ascii="Arial" w:cs="Arial" w:eastAsia="Arial" w:hAnsi="Arial"/>
-                <w:sz w:val="14"/>
-                <w:szCs w:val="14"/>
-              </w:rPr>
-              <w:t xml:space="preserve">PRÉNOM : .........................</w:t>
-            </w:r>
-          </w:p>
         </w:tc>
         <w:tc>
           <w:tcPr>
@@ -780,7 +754,7 @@
           <w:sz w:val="40"/>
           <w:szCs w:val="40"/>
         </w:rPr>
-        <w:t xml:space="preserve">BILAN : la LED consomme [[10]] W au lieu de 60.</w:t>
+        <w:t xml:space="preserve">BILAN : la LED consomme .......... W au lieu de 60.</w:t>
       </w:r>
     </w:p>
     <w:sectPr>
